--- a/Northpeak_Outfitters_Story.docx
+++ b/Northpeak_Outfitters_Story.docx
@@ -1090,7 +1090,41 @@
           <w:sz w:val="22"/>
           <w:szCs w:val="22"/>
         </w:rPr>
-        <w:t xml:space="preserve">It does not handle click-and-collect, returns, or sending stock from one shop to another to rescue an order. It flags when those situations are about to arise, which is a different and much smaller thing.</w:t>
+        <w:t xml:space="preserve">Two of the most common ways people shop across a website and a shop were never considered. Buying online and collecting from a shop counter — the trade calls it BOPIS — sets aside a specific item for a specific customer before they arrive, so the stock on the shelf is not really all available. Buying online and returning to a shop — BORIS — puts items back into a shop's stock at a moment nobody can predict, often at a different shop from the one that sent it.</w:t>
+      </w:r>
+    </w:p>
+    <w:p>
+      <w:pPr>
+        <w:pStyle w:val="ListParagraph"/>
+        <w:numPr>
+          <w:ilvl w:val="0"/>
+          <w:numId w:val="2"/>
+        </w:numPr>
+        <w:spacing w:after="80" w:line="276"/>
+      </w:pPr>
+      <w:r>
+        <w:rPr>
+          <w:sz w:val="22"/>
+          <w:szCs w:val="22"/>
+        </w:rPr>
+        <w:t xml:space="preserve">These two pull the sums in opposite directions. Ignoring collections makes the shelf look fuller than it is, so the system orders too little. Ignoring returns makes incoming stock look thinner than it is, so it orders too much. Neither can be handled while stock is counted as one pooled number rather than shop by shop.</w:t>
+      </w:r>
+    </w:p>
+    <w:p>
+      <w:pPr>
+        <w:pStyle w:val="ListParagraph"/>
+        <w:numPr>
+          <w:ilvl w:val="0"/>
+          <w:numId w:val="2"/>
+        </w:numPr>
+        <w:spacing w:after="80" w:line="276"/>
+      </w:pPr>
+      <w:r>
+        <w:rPr>
+          <w:sz w:val="22"/>
+          <w:szCs w:val="22"/>
+        </w:rPr>
+        <w:t xml:space="preserve">It does not send stock from one shop to another to rescue an order either. It flags when that situation is about to arise, which is a different and much smaller thing.</w:t>
       </w:r>
     </w:p>
     <w:p>
